--- a/kawasaki_project/01_第10期_最新版成果品/川崎町_計画素案_概要版_R8.10.5.docx
+++ b/kawasaki_project/01_第10期_最新版成果品/川崎町_計画素案_概要版_R8.10.5.docx
@@ -4036,7 +4036,7 @@
         <w:sz w:val="16"/>
         <w:szCs w:val="16"/>
       </w:rPr>
-      <w:t xml:space="preserve">川崎町高齢者保健福祉計画・第10期介護保険事業計画　計画書素案 Ver.2.10</w:t>
+      <w:t xml:space="preserve">川崎町高齢者保健福祉計画・第10期介護保険事業計画　計画書素案 Ver.2.16</w:t>
     </w:r>
   </w:p>
 </w:hdr>
